--- a/policies/build/masters/MOM.1_v2_master.docx
+++ b/policies/build/masters/MOM.1_v2_master.docx
@@ -11,40 +11,25 @@
         <w:rPr>
           <w:b/>
           <w:bCs/>
+          <w:sz w:val="28"/>
+          <w:szCs w:val="28"/>
+        </w:rPr>
+        <w:t>Policy on Multidisciplinary Committee Guides Pharmacy Services and Medication Management</w:t>
+      </w:r>
+    </w:p>
+    <w:p>
+      <w:pPr>
+        <w:spacing w:after="60"/>
+        <w:jc w:val="center"/>
+      </w:pPr>
+      <w:r>
+        <w:rPr>
+          <w:b/>
+          <w:bCs/>
           <w:sz w:val="32"/>
           <w:szCs w:val="32"/>
         </w:rPr>
         <w:t xml:space="preserve">«Hospital Name»</w:t>
-      </w:r>
-    </w:p>
-    <w:p>
-      <w:pPr>
-        <w:spacing w:after="60"/>
-        <w:jc w:val="center"/>
-      </w:pPr>
-      <w:r>
-        <w:rPr>
-          <w:b/>
-          <w:bCs/>
-          <w:sz w:val="28"/>
-          <w:szCs w:val="28"/>
-        </w:rPr>
-        <w:t xml:space="preserve">Multidisciplinary Committee Guides Pharmacy Services and Medication Management</w:t>
-      </w:r>
-    </w:p>
-    <w:p>
-      <w:pPr>
-        <w:spacing w:after="240"/>
-        <w:jc w:val="center"/>
-      </w:pPr>
-      <w:r>
-        <w:rPr>
-          <w:i/>
-          <w:iCs/>
-          <w:sz w:val="20"/>
-          <w:szCs w:val="20"/>
-        </w:rPr>
-        <w:t xml:space="preserve">Formulary, committee governance and medication acquisition.</w:t>
       </w:r>
     </w:p>
     <w:p>
@@ -2425,188 +2410,6 @@
         <w:t xml:space="preserve">The Nursing Superintendent holds signed acknowledgements with the induction record.</w:t>
       </w:r>
     </w:p>
-    <w:p>
-      <w:pPr>
-        <w:pStyle w:val="Heading1"/>
-        <w:spacing w:after="120" w:before="280"/>
-      </w:pPr>
-      <w:r>
-        <w:t xml:space="preserve">9. References</w:t>
-      </w:r>
-    </w:p>
-    <w:p>
-      <w:pPr>
-        <w:pStyle w:val="ListParagraph"/>
-        <w:numPr>
-          <w:ilvl w:val="0"/>
-          <w:numId w:val="1"/>
-        </w:numPr>
-        <w:spacing w:after="60"/>
-      </w:pPr>
-      <w:r>
-        <w:rPr>
-          <w:sz w:val="22"/>
-          <w:szCs w:val="22"/>
-        </w:rPr>
-        <w:t xml:space="preserve">National Accreditation Board for Hospitals and Healthcare Providers (NABH), Standards for Small Healthcare Organisations, 3rd Edition — Management of Medication chapter, standard MOM.1.</w:t>
-      </w:r>
-    </w:p>
-    <w:p>
-      <w:pPr>
-        <w:pStyle w:val="ListParagraph"/>
-        <w:numPr>
-          <w:ilvl w:val="0"/>
-          <w:numId w:val="1"/>
-        </w:numPr>
-        <w:spacing w:after="60"/>
-      </w:pPr>
-      <w:r>
-        <w:rPr>
-          <w:sz w:val="22"/>
-          <w:szCs w:val="22"/>
-        </w:rPr>
-        <w:t xml:space="preserve">Drugs and Cosmetics Act, 1940 and the Drugs and Cosmetics Rules, 1945 — formulary and licensed pharmacy requirements.</w:t>
-      </w:r>
-    </w:p>
-    <w:p>
-      <w:pPr>
-        <w:pStyle w:val="ListParagraph"/>
-        <w:numPr>
-          <w:ilvl w:val="0"/>
-          <w:numId w:val="1"/>
-        </w:numPr>
-        <w:spacing w:after="60"/>
-      </w:pPr>
-      <w:r>
-        <w:rPr>
-          <w:sz w:val="22"/>
-          <w:szCs w:val="22"/>
-        </w:rPr>
-        <w:t xml:space="preserve">Pharmacy Act, 1948 — registered pharmacist requirement.</w:t>
-      </w:r>
-    </w:p>
-    <w:p>
-      <w:pPr>
-        <w:pStyle w:val="ListParagraph"/>
-        <w:numPr>
-          <w:ilvl w:val="0"/>
-          <w:numId w:val="1"/>
-        </w:numPr>
-        <w:spacing w:after="60"/>
-      </w:pPr>
-      <w:r>
-        <w:rPr>
-          <w:sz w:val="22"/>
-          <w:szCs w:val="22"/>
-        </w:rPr>
-        <w:t xml:space="preserve">Internal documents of «Hospital Name»: formulary; non-formulary acquisition register; after-hours withdrawal log; committee meeting minutes; MOM.9 implant guidance.</w:t>
-      </w:r>
-    </w:p>
-    <w:p>
-      <w:pPr>
-        <w:pStyle w:val="Heading1"/>
-        <w:spacing w:after="120" w:before="280"/>
-      </w:pPr>
-      <w:r>
-        <w:t xml:space="preserve">10. Distribution</w:t>
-      </w:r>
-    </w:p>
-    <w:p>
-      <w:pPr>
-        <w:spacing w:after="140"/>
-      </w:pPr>
-      <w:r>
-        <w:rPr>
-          <w:sz w:val="22"/>
-          <w:szCs w:val="22"/>
-        </w:rPr>
-        <w:t xml:space="preserve">Official master copy: office of the Medical Superintendent, «Hospital Name», with the Pharmacy In-Charge and the Quality Coordinator.</w:t>
-      </w:r>
-    </w:p>
-    <w:p>
-      <w:pPr>
-        <w:spacing w:after="140"/>
-      </w:pPr>
-      <w:r>
-        <w:rPr>
-          <w:sz w:val="22"/>
-          <w:szCs w:val="22"/>
-        </w:rPr>
-        <w:t xml:space="preserve">Copies issued to: pharmacy; every in-patient ward (after-hours procedure extract); out-patient dispensary; committee members.</w:t>
-      </w:r>
-    </w:p>
-    <w:p>
-      <w:pPr>
-        <w:spacing w:after="140"/>
-      </w:pPr>
-      <w:r>
-        <w:rPr>
-          <w:sz w:val="22"/>
-          <w:szCs w:val="22"/>
-        </w:rPr>
-        <w:t xml:space="preserve">The current version is available to all staff at the «pharmacy counter policy file» and, if the hospital keeps an intranet, at «staff intranet / policies».</w:t>
-      </w:r>
-    </w:p>
-    <w:p>
-      <w:pPr>
-        <w:spacing w:after="140"/>
-      </w:pPr>
-      <w:r>
-        <w:rPr>
-          <w:sz w:val="22"/>
-          <w:szCs w:val="22"/>
-        </w:rPr>
-        <w:t xml:space="preserve">When a new version is issued, take old copies out of use.</w:t>
-      </w:r>
-    </w:p>
-    <w:p>
-      <w:pPr>
-        <w:pStyle w:val="Heading1"/>
-        <w:spacing w:after="120" w:before="280"/>
-      </w:pPr>
-      <w:r>
-        <w:t xml:space="preserve">11. Abbreviations</w:t>
-      </w:r>
-    </w:p>
-    <w:p>
-      <w:pPr>
-        <w:spacing w:after="140"/>
-      </w:pPr>
-      <w:r>
-        <w:rPr>
-          <w:sz w:val="22"/>
-          <w:szCs w:val="22"/>
-        </w:rPr>
-        <w:t xml:space="preserve">CAPA — corrective and preventive action
-MOM — Management of Medication (NABH SHCO chapter 7)
-NABH — National Accreditation Board for Hospitals and Healthcare Providers
-OE — objective element
-SHCO — Standards for Small Healthcare Organisations</w:t>
-      </w:r>
-    </w:p>
-    <w:p>
-      <w:pPr>
-        <w:pStyle w:val="Heading1"/>
-        <w:spacing w:after="120" w:before="280"/>
-      </w:pPr>
-      <w:r>
-        <w:t xml:space="preserve">12. Traceability to NABH SHCO 3rd Edition MOM.1</w:t>
-      </w:r>
-    </w:p>
-    <w:p>
-      <w:pPr>
-        <w:spacing w:after="120"/>
-      </w:pPr>
-      <w:r>
-        <w:rPr>
-          <w:i/>
-          <w:iCs/>
-          <w:sz w:val="20"/>
-          <w:szCs w:val="20"/>
-        </w:rPr>
-        <w:t xml:space="preserve">This table is an index. It is not how the policy is organised.</w:t>
-      </w:r>
-    </w:p>
     <w:tbl>
       <w:tblPr>
         <w:tblW w:type="pct" w:w="100%"/>
@@ -3266,7 +3069,89 @@
         <w:spacing w:after="120" w:before="280"/>
       </w:pPr>
       <w:r>
-        <w:t xml:space="preserve">13. Required Records / Evidence Checklist</w:t>
+        <w:t>9. Distribution</w:t>
+      </w:r>
+    </w:p>
+    <w:p>
+      <w:pPr>
+        <w:spacing w:after="140"/>
+      </w:pPr>
+      <w:r>
+        <w:rPr>
+          <w:sz w:val="22"/>
+          <w:szCs w:val="22"/>
+        </w:rPr>
+        <w:t xml:space="preserve">Official master copy: office of the Medical Superintendent, «Hospital Name», with the Pharmacy In-Charge and the Quality Coordinator.</w:t>
+      </w:r>
+    </w:p>
+    <w:p>
+      <w:pPr>
+        <w:spacing w:after="140"/>
+      </w:pPr>
+      <w:r>
+        <w:rPr>
+          <w:sz w:val="22"/>
+          <w:szCs w:val="22"/>
+        </w:rPr>
+        <w:t xml:space="preserve">Copies issued to: pharmacy; every in-patient ward (after-hours procedure extract); out-patient dispensary; committee members.</w:t>
+      </w:r>
+    </w:p>
+    <w:p>
+      <w:pPr>
+        <w:spacing w:after="140"/>
+      </w:pPr>
+      <w:r>
+        <w:rPr>
+          <w:sz w:val="22"/>
+          <w:szCs w:val="22"/>
+        </w:rPr>
+        <w:t xml:space="preserve">The current version is available to all staff at the «pharmacy counter policy file» and, if the hospital keeps an intranet, at «staff intranet / policies».</w:t>
+      </w:r>
+    </w:p>
+    <w:p>
+      <w:pPr>
+        <w:spacing w:after="140"/>
+      </w:pPr>
+      <w:r>
+        <w:rPr>
+          <w:sz w:val="22"/>
+          <w:szCs w:val="22"/>
+        </w:rPr>
+        <w:t xml:space="preserve">When a new version is issued, take old copies out of use.</w:t>
+      </w:r>
+    </w:p>
+    <w:p>
+      <w:pPr>
+        <w:pStyle w:val="Heading1"/>
+        <w:spacing w:after="120" w:before="280"/>
+      </w:pPr>
+      <w:r>
+        <w:t>10. Abbreviations</w:t>
+      </w:r>
+    </w:p>
+    <w:p>
+      <w:pPr>
+        <w:spacing w:after="140"/>
+      </w:pPr>
+      <w:r>
+        <w:rPr>
+          <w:sz w:val="22"/>
+          <w:szCs w:val="22"/>
+        </w:rPr>
+        <w:t xml:space="preserve">CAPA — corrective and preventive action
+MOM — Management of Medication (NABH SHCO chapter 7)
+NABH — National Accreditation Board for Hospitals and Healthcare Providers
+OE — objective element
+SHCO — Standards for Small Healthcare Organisations</w:t>
+      </w:r>
+    </w:p>
+    <w:p>
+      <w:pPr>
+        <w:pStyle w:val="Heading1"/>
+        <w:spacing w:after="120" w:before="280"/>
+      </w:pPr>
+      <w:r>
+        <w:t>11. Traceability to NABH SHCO 3rd Edition MOM.1</w:t>
       </w:r>
     </w:p>
     <w:p>
@@ -3280,6 +3165,29 @@
           <w:sz w:val="20"/>
           <w:szCs w:val="20"/>
         </w:rPr>
+        <w:t xml:space="preserve">This table is an index. It is not how the policy is organised.</w:t>
+      </w:r>
+    </w:p>
+    <w:p>
+      <w:pPr>
+        <w:pStyle w:val="Heading1"/>
+        <w:spacing w:after="120" w:before="280"/>
+      </w:pPr>
+      <w:r>
+        <w:t>12. Required Records / Evidence Checklist</w:t>
+      </w:r>
+    </w:p>
+    <w:p>
+      <w:pPr>
+        <w:spacing w:after="120"/>
+      </w:pPr>
+      <w:r>
+        <w:rPr>
+          <w:i/>
+          <w:iCs/>
+          <w:sz w:val="20"/>
+          <w:szCs w:val="20"/>
+        </w:rPr>
         <w:t xml:space="preserve">Records the hospital holds under this policy, listed by objective element.</w:t>
       </w:r>
     </w:p>
@@ -3692,6 +3600,83 @@
           <w:szCs w:val="22"/>
         </w:rPr>
         <w:t xml:space="preserve">Committee action records where off-formulary prescribing was frequent or unjustified.</w:t>
+      </w:r>
+    </w:p>
+    <w:p>
+      <w:pPr>
+        <w:pStyle w:val="Heading1"/>
+        <w:spacing w:after="120" w:before="280"/>
+      </w:pPr>
+      <w:r>
+        <w:t>13. References</w:t>
+      </w:r>
+    </w:p>
+    <w:p>
+      <w:pPr>
+        <w:pStyle w:val="ListParagraph"/>
+        <w:numPr>
+          <w:ilvl w:val="0"/>
+          <w:numId w:val="1"/>
+        </w:numPr>
+        <w:spacing w:after="60"/>
+      </w:pPr>
+      <w:r>
+        <w:rPr>
+          <w:sz w:val="22"/>
+          <w:szCs w:val="22"/>
+        </w:rPr>
+        <w:t xml:space="preserve">National Accreditation Board for Hospitals and Healthcare Providers (NABH), Standards for Small Healthcare Organisations, 3rd Edition — Management of Medication chapter, standard MOM.1.</w:t>
+      </w:r>
+    </w:p>
+    <w:p>
+      <w:pPr>
+        <w:pStyle w:val="ListParagraph"/>
+        <w:numPr>
+          <w:ilvl w:val="0"/>
+          <w:numId w:val="1"/>
+        </w:numPr>
+        <w:spacing w:after="60"/>
+      </w:pPr>
+      <w:r>
+        <w:rPr>
+          <w:sz w:val="22"/>
+          <w:szCs w:val="22"/>
+        </w:rPr>
+        <w:t xml:space="preserve">Drugs and Cosmetics Act, 1940 and the Drugs and Cosmetics Rules, 1945 — formulary and licensed pharmacy requirements.</w:t>
+      </w:r>
+    </w:p>
+    <w:p>
+      <w:pPr>
+        <w:pStyle w:val="ListParagraph"/>
+        <w:numPr>
+          <w:ilvl w:val="0"/>
+          <w:numId w:val="1"/>
+        </w:numPr>
+        <w:spacing w:after="60"/>
+      </w:pPr>
+      <w:r>
+        <w:rPr>
+          <w:sz w:val="22"/>
+          <w:szCs w:val="22"/>
+        </w:rPr>
+        <w:t xml:space="preserve">Pharmacy Act, 1948 — registered pharmacist requirement.</w:t>
+      </w:r>
+    </w:p>
+    <w:p>
+      <w:pPr>
+        <w:pStyle w:val="ListParagraph"/>
+        <w:numPr>
+          <w:ilvl w:val="0"/>
+          <w:numId w:val="1"/>
+        </w:numPr>
+        <w:spacing w:after="60"/>
+      </w:pPr>
+      <w:r>
+        <w:rPr>
+          <w:sz w:val="22"/>
+          <w:szCs w:val="22"/>
+        </w:rPr>
+        <w:t xml:space="preserve">Internal documents of «Hospital Name»: formulary; non-formulary acquisition register; after-hours withdrawal log; committee meeting minutes; MOM.9 implant guidance.</w:t>
       </w:r>
     </w:p>
     <w:p>
@@ -3816,7 +3801,7 @@
         <w:sz w:val="16"/>
         <w:szCs w:val="16"/>
       </w:rPr>
-      <w:t xml:space="preserve">«Hospital Name»  |  MOM/POL/01  |  Controlled document  |  Multidisciplinary Committee Guides Pharmacy Services and Medication Management</w:t>
+      <w:t>«Hospital Name»  |  MOM/POL/01  |  Controlled document  |  Policy on Multidisciplinary Committee Guides Pharmacy Services and Medication Management</w:t>
     </w:r>
   </w:p>
 </w:ftr>

--- a/policies/build/masters/MOM.1_v2_master.docx
+++ b/policies/build/masters/MOM.1_v2_master.docx
@@ -1591,7 +1591,7 @@
           <w:sz w:val="22"/>
           <w:szCs w:val="22"/>
         </w:rPr>
-        <w:t xml:space="preserve">Root-cause analysis is required when the same lapse recurs within six months.</w:t>
+        <w:t>Root-cause analysis is required when the same lapse recurs; the organisation's defined recurrence threshold applies, as documented in the hospital's Root Cause Analysis procedure.</w:t>
       </w:r>
     </w:p>
     <w:p>

--- a/policies/build/masters/MOM.1_v2_master.docx
+++ b/policies/build/masters/MOM.1_v2_master.docx
@@ -2427,6 +2427,7 @@
         <w:gridCol w:w="100"/>
         <w:gridCol w:w="100"/>
         <w:gridCol w:w="100"/>
+        <w:gridCol w:w="100"/>
       </w:tblGrid>
       <w:tr>
         <w:tc>
@@ -2454,6 +2455,26 @@
         </w:tc>
         <w:tc>
           <w:tcPr>
+            <w:tcW w:type="pct" w:w="12%"/>
+            <w:tcBorders>
+              <w:top w:val="single" w:color="999999" w:sz="4"/>
+              <w:left w:val="single" w:color="999999" w:sz="4"/>
+              <w:bottom w:val="single" w:color="999999" w:sz="4"/>
+              <w:right w:val="single" w:color="999999" w:sz="4"/>
+            </w:tcBorders>
+            <w:shd w:fill="E8E8E8" w:val="clear"/>
+          </w:tcPr>
+          <w:p>
+            <w:r>
+              <w:rPr>
+                <w:b/>
+              </w:rPr>
+              <w:t>Level</w:t>
+            </w:r>
+          </w:p>
+        </w:tc>
+        <w:tc>
+          <w:tcPr>
             <w:tcW w:type="pct" w:w="32%"/>
             <w:tcBorders>
               <w:top w:val="single" w:color="999999" w:sz="4"/>
@@ -2547,6 +2568,22 @@
         </w:tc>
         <w:tc>
           <w:tcPr>
+            <w:tcW w:type="pct" w:w="12%"/>
+            <w:tcBorders>
+              <w:top w:val="single" w:color="999999" w:sz="4"/>
+              <w:left w:val="single" w:color="999999" w:sz="4"/>
+              <w:bottom w:val="single" w:color="999999" w:sz="4"/>
+              <w:right w:val="single" w:color="999999" w:sz="4"/>
+            </w:tcBorders>
+          </w:tcPr>
+          <w:p>
+            <w:r>
+              <w:t>Commitment</w:t>
+            </w:r>
+          </w:p>
+        </w:tc>
+        <w:tc>
+          <w:tcPr>
             <w:tcW w:type="pct" w:w="32%"/>
             <w:tcBorders>
               <w:top w:val="single" w:color="999999" w:sz="4"/>
@@ -2637,6 +2674,22 @@
         </w:tc>
         <w:tc>
           <w:tcPr>
+            <w:tcW w:type="pct" w:w="12%"/>
+            <w:tcBorders>
+              <w:top w:val="single" w:color="999999" w:sz="4"/>
+              <w:left w:val="single" w:color="999999" w:sz="4"/>
+              <w:bottom w:val="single" w:color="999999" w:sz="4"/>
+              <w:right w:val="single" w:color="999999" w:sz="4"/>
+            </w:tcBorders>
+          </w:tcPr>
+          <w:p>
+            <w:r>
+              <w:t>CORE*</w:t>
+            </w:r>
+          </w:p>
+        </w:tc>
+        <w:tc>
+          <w:tcPr>
             <w:tcW w:type="pct" w:w="32%"/>
             <w:tcBorders>
               <w:top w:val="single" w:color="999999" w:sz="4"/>
@@ -2727,6 +2780,22 @@
         </w:tc>
         <w:tc>
           <w:tcPr>
+            <w:tcW w:type="pct" w:w="12%"/>
+            <w:tcBorders>
+              <w:top w:val="single" w:color="999999" w:sz="4"/>
+              <w:left w:val="single" w:color="999999" w:sz="4"/>
+              <w:bottom w:val="single" w:color="999999" w:sz="4"/>
+              <w:right w:val="single" w:color="999999" w:sz="4"/>
+            </w:tcBorders>
+          </w:tcPr>
+          <w:p>
+            <w:r>
+              <w:t>Commitment*</w:t>
+            </w:r>
+          </w:p>
+        </w:tc>
+        <w:tc>
+          <w:tcPr>
             <w:tcW w:type="pct" w:w="32%"/>
             <w:tcBorders>
               <w:top w:val="single" w:color="999999" w:sz="4"/>
@@ -2817,6 +2886,22 @@
         </w:tc>
         <w:tc>
           <w:tcPr>
+            <w:tcW w:type="pct" w:w="12%"/>
+            <w:tcBorders>
+              <w:top w:val="single" w:color="999999" w:sz="4"/>
+              <w:left w:val="single" w:color="999999" w:sz="4"/>
+              <w:bottom w:val="single" w:color="999999" w:sz="4"/>
+              <w:right w:val="single" w:color="999999" w:sz="4"/>
+            </w:tcBorders>
+          </w:tcPr>
+          <w:p>
+            <w:r>
+              <w:t>Commitment*</w:t>
+            </w:r>
+          </w:p>
+        </w:tc>
+        <w:tc>
+          <w:tcPr>
             <w:tcW w:type="pct" w:w="32%"/>
             <w:tcBorders>
               <w:top w:val="single" w:color="999999" w:sz="4"/>
@@ -2907,6 +2992,22 @@
         </w:tc>
         <w:tc>
           <w:tcPr>
+            <w:tcW w:type="pct" w:w="12%"/>
+            <w:tcBorders>
+              <w:top w:val="single" w:color="999999" w:sz="4"/>
+              <w:left w:val="single" w:color="999999" w:sz="4"/>
+              <w:bottom w:val="single" w:color="999999" w:sz="4"/>
+              <w:right w:val="single" w:color="999999" w:sz="4"/>
+            </w:tcBorders>
+          </w:tcPr>
+          <w:p>
+            <w:r>
+              <w:t>Commitment</w:t>
+            </w:r>
+          </w:p>
+        </w:tc>
+        <w:tc>
+          <w:tcPr>
             <w:tcW w:type="pct" w:w="32%"/>
             <w:tcBorders>
               <w:top w:val="single" w:color="999999" w:sz="4"/>
@@ -2997,6 +3098,22 @@
         </w:tc>
         <w:tc>
           <w:tcPr>
+            <w:tcW w:type="pct" w:w="12%"/>
+            <w:tcBorders>
+              <w:top w:val="single" w:color="999999" w:sz="4"/>
+              <w:left w:val="single" w:color="999999" w:sz="4"/>
+              <w:bottom w:val="single" w:color="999999" w:sz="4"/>
+              <w:right w:val="single" w:color="999999" w:sz="4"/>
+            </w:tcBorders>
+          </w:tcPr>
+          <w:p>
+            <w:r>
+              <w:t>Excellence</w:t>
+            </w:r>
+          </w:p>
+        </w:tc>
+        <w:tc>
+          <w:tcPr>
             <w:tcW w:type="pct" w:w="32%"/>
             <w:tcBorders>
               <w:top w:val="single" w:color="999999" w:sz="4"/>
@@ -3129,22 +3246,275 @@
         <w:t>10. Abbreviations</w:t>
       </w:r>
     </w:p>
-    <w:p>
-      <w:pPr>
-        <w:spacing w:after="140"/>
-      </w:pPr>
-      <w:r>
-        <w:rPr>
-          <w:sz w:val="22"/>
-          <w:szCs w:val="22"/>
-        </w:rPr>
-        <w:t xml:space="preserve">CAPA — corrective and preventive action
-MOM — Management of Medication (NABH SHCO chapter 7)
-NABH — National Accreditation Board for Hospitals and Healthcare Providers
-OE — objective element
-SHCO — Standards for Small Healthcare Organisations</w:t>
-      </w:r>
-    </w:p>
+    <w:tbl>
+      <w:tblPr>
+        <w:tblW w:type="pct" w:w="100%"/>
+        <w:tblBorders>
+          <w:top w:val="single" w:color="auto" w:sz="4"/>
+          <w:left w:val="single" w:color="auto" w:sz="4"/>
+          <w:bottom w:val="single" w:color="auto" w:sz="4"/>
+          <w:right w:val="single" w:color="auto" w:sz="4"/>
+          <w:insideH w:val="single" w:color="auto" w:sz="4"/>
+          <w:insideV w:val="single" w:color="auto" w:sz="4"/>
+        </w:tblBorders>
+      </w:tblPr>
+      <w:tblGrid>
+        <w:gridCol w:w="100"/>
+        <w:gridCol w:w="100"/>
+      </w:tblGrid>
+      <w:tr>
+        <w:tc>
+          <w:tcPr>
+            <w:tcW w:type="pct" w:w="22%"/>
+            <w:tcBorders>
+              <w:top w:val="single" w:color="999999" w:sz="4"/>
+              <w:left w:val="single" w:color="999999" w:sz="4"/>
+              <w:bottom w:val="single" w:color="999999" w:sz="4"/>
+              <w:right w:val="single" w:color="999999" w:sz="4"/>
+            </w:tcBorders>
+            <w:shd w:fill="E8E8E8" w:val="clear"/>
+          </w:tcPr>
+          <w:p>
+            <w:r>
+              <w:rPr>
+                <w:b/>
+              </w:rPr>
+              <w:t>Abbreviation</w:t>
+            </w:r>
+          </w:p>
+        </w:tc>
+        <w:tc>
+          <w:tcPr>
+            <w:tcW w:type="pct" w:w="22%"/>
+            <w:tcBorders>
+              <w:top w:val="single" w:color="999999" w:sz="4"/>
+              <w:left w:val="single" w:color="999999" w:sz="4"/>
+              <w:bottom w:val="single" w:color="999999" w:sz="4"/>
+              <w:right w:val="single" w:color="999999" w:sz="4"/>
+            </w:tcBorders>
+            <w:shd w:fill="E8E8E8" w:val="clear"/>
+          </w:tcPr>
+          <w:p>
+            <w:r>
+              <w:rPr>
+                <w:b/>
+              </w:rPr>
+              <w:t>Meaning</w:t>
+            </w:r>
+          </w:p>
+        </w:tc>
+      </w:tr>
+      <w:tr>
+        <w:tc>
+          <w:tcPr>
+            <w:tcW w:type="pct" w:w="22%"/>
+            <w:tcBorders>
+              <w:top w:val="single" w:color="999999" w:sz="4"/>
+              <w:left w:val="single" w:color="999999" w:sz="4"/>
+              <w:bottom w:val="single" w:color="999999" w:sz="4"/>
+              <w:right w:val="single" w:color="999999" w:sz="4"/>
+            </w:tcBorders>
+            <w:shd w:fill="E8E8E8" w:val="clear"/>
+          </w:tcPr>
+          <w:p>
+            <w:r>
+              <w:rPr>
+                <w:b w:val="0"/>
+              </w:rPr>
+              <w:t>CAPA</w:t>
+            </w:r>
+          </w:p>
+        </w:tc>
+        <w:tc>
+          <w:tcPr>
+            <w:tcW w:type="pct" w:w="22%"/>
+            <w:tcBorders>
+              <w:top w:val="single" w:color="999999" w:sz="4"/>
+              <w:left w:val="single" w:color="999999" w:sz="4"/>
+              <w:bottom w:val="single" w:color="999999" w:sz="4"/>
+              <w:right w:val="single" w:color="999999" w:sz="4"/>
+            </w:tcBorders>
+            <w:shd w:fill="E8E8E8" w:val="clear"/>
+          </w:tcPr>
+          <w:p>
+            <w:r>
+              <w:rPr>
+                <w:b w:val="0"/>
+              </w:rPr>
+              <w:t>corrective and preventive action</w:t>
+            </w:r>
+          </w:p>
+        </w:tc>
+      </w:tr>
+      <w:tr>
+        <w:tc>
+          <w:tcPr>
+            <w:tcW w:type="pct" w:w="22%"/>
+            <w:tcBorders>
+              <w:top w:val="single" w:color="999999" w:sz="4"/>
+              <w:left w:val="single" w:color="999999" w:sz="4"/>
+              <w:bottom w:val="single" w:color="999999" w:sz="4"/>
+              <w:right w:val="single" w:color="999999" w:sz="4"/>
+            </w:tcBorders>
+            <w:shd w:fill="E8E8E8" w:val="clear"/>
+          </w:tcPr>
+          <w:p>
+            <w:r>
+              <w:rPr>
+                <w:b w:val="0"/>
+              </w:rPr>
+              <w:t>MOM</w:t>
+            </w:r>
+          </w:p>
+        </w:tc>
+        <w:tc>
+          <w:tcPr>
+            <w:tcW w:type="pct" w:w="22%"/>
+            <w:tcBorders>
+              <w:top w:val="single" w:color="999999" w:sz="4"/>
+              <w:left w:val="single" w:color="999999" w:sz="4"/>
+              <w:bottom w:val="single" w:color="999999" w:sz="4"/>
+              <w:right w:val="single" w:color="999999" w:sz="4"/>
+            </w:tcBorders>
+            <w:shd w:fill="E8E8E8" w:val="clear"/>
+          </w:tcPr>
+          <w:p>
+            <w:r>
+              <w:rPr>
+                <w:b w:val="0"/>
+              </w:rPr>
+              <w:t>Management of Medication (NABH SHCO chapter 7)</w:t>
+            </w:r>
+          </w:p>
+        </w:tc>
+      </w:tr>
+      <w:tr>
+        <w:tc>
+          <w:tcPr>
+            <w:tcW w:type="pct" w:w="22%"/>
+            <w:tcBorders>
+              <w:top w:val="single" w:color="999999" w:sz="4"/>
+              <w:left w:val="single" w:color="999999" w:sz="4"/>
+              <w:bottom w:val="single" w:color="999999" w:sz="4"/>
+              <w:right w:val="single" w:color="999999" w:sz="4"/>
+            </w:tcBorders>
+            <w:shd w:fill="E8E8E8" w:val="clear"/>
+          </w:tcPr>
+          <w:p>
+            <w:r>
+              <w:rPr>
+                <w:b w:val="0"/>
+              </w:rPr>
+              <w:t>NABH</w:t>
+            </w:r>
+          </w:p>
+        </w:tc>
+        <w:tc>
+          <w:tcPr>
+            <w:tcW w:type="pct" w:w="22%"/>
+            <w:tcBorders>
+              <w:top w:val="single" w:color="999999" w:sz="4"/>
+              <w:left w:val="single" w:color="999999" w:sz="4"/>
+              <w:bottom w:val="single" w:color="999999" w:sz="4"/>
+              <w:right w:val="single" w:color="999999" w:sz="4"/>
+            </w:tcBorders>
+            <w:shd w:fill="E8E8E8" w:val="clear"/>
+          </w:tcPr>
+          <w:p>
+            <w:r>
+              <w:rPr>
+                <w:b w:val="0"/>
+              </w:rPr>
+              <w:t>National Accreditation Board for Hospitals and Healthcare Providers</w:t>
+            </w:r>
+          </w:p>
+        </w:tc>
+      </w:tr>
+      <w:tr>
+        <w:tc>
+          <w:tcPr>
+            <w:tcW w:type="pct" w:w="22%"/>
+            <w:tcBorders>
+              <w:top w:val="single" w:color="999999" w:sz="4"/>
+              <w:left w:val="single" w:color="999999" w:sz="4"/>
+              <w:bottom w:val="single" w:color="999999" w:sz="4"/>
+              <w:right w:val="single" w:color="999999" w:sz="4"/>
+            </w:tcBorders>
+            <w:shd w:fill="E8E8E8" w:val="clear"/>
+          </w:tcPr>
+          <w:p>
+            <w:r>
+              <w:rPr>
+                <w:b w:val="0"/>
+              </w:rPr>
+              <w:t>OE</w:t>
+            </w:r>
+          </w:p>
+        </w:tc>
+        <w:tc>
+          <w:tcPr>
+            <w:tcW w:type="pct" w:w="22%"/>
+            <w:tcBorders>
+              <w:top w:val="single" w:color="999999" w:sz="4"/>
+              <w:left w:val="single" w:color="999999" w:sz="4"/>
+              <w:bottom w:val="single" w:color="999999" w:sz="4"/>
+              <w:right w:val="single" w:color="999999" w:sz="4"/>
+            </w:tcBorders>
+            <w:shd w:fill="E8E8E8" w:val="clear"/>
+          </w:tcPr>
+          <w:p>
+            <w:r>
+              <w:rPr>
+                <w:b w:val="0"/>
+              </w:rPr>
+              <w:t>objective element</w:t>
+            </w:r>
+          </w:p>
+        </w:tc>
+      </w:tr>
+      <w:tr>
+        <w:tc>
+          <w:tcPr>
+            <w:tcW w:type="pct" w:w="22%"/>
+            <w:tcBorders>
+              <w:top w:val="single" w:color="999999" w:sz="4"/>
+              <w:left w:val="single" w:color="999999" w:sz="4"/>
+              <w:bottom w:val="single" w:color="999999" w:sz="4"/>
+              <w:right w:val="single" w:color="999999" w:sz="4"/>
+            </w:tcBorders>
+            <w:shd w:fill="E8E8E8" w:val="clear"/>
+          </w:tcPr>
+          <w:p>
+            <w:r>
+              <w:rPr>
+                <w:b w:val="0"/>
+              </w:rPr>
+              <w:t>SHCO</w:t>
+            </w:r>
+          </w:p>
+        </w:tc>
+        <w:tc>
+          <w:tcPr>
+            <w:tcW w:type="pct" w:w="22%"/>
+            <w:tcBorders>
+              <w:top w:val="single" w:color="999999" w:sz="4"/>
+              <w:left w:val="single" w:color="999999" w:sz="4"/>
+              <w:bottom w:val="single" w:color="999999" w:sz="4"/>
+              <w:right w:val="single" w:color="999999" w:sz="4"/>
+            </w:tcBorders>
+            <w:shd w:fill="E8E8E8" w:val="clear"/>
+          </w:tcPr>
+          <w:p>
+            <w:r>
+              <w:rPr>
+                <w:b w:val="0"/>
+              </w:rPr>
+              <w:t>Standards for Small Healthcare Organisations</w:t>
+            </w:r>
+          </w:p>
+        </w:tc>
+      </w:tr>
+    </w:tbl>
     <w:p>
       <w:pPr>
         <w:pStyle w:val="Heading1"/>

--- a/policies/build/masters/MOM.1_v2_master.docx
+++ b/policies/build/masters/MOM.1_v2_master.docx
@@ -670,18 +670,6 @@
     </w:p>
     <w:p>
       <w:pPr>
-        <w:spacing w:after="140"/>
-      </w:pPr>
-      <w:r>
-        <w:rPr>
-          <w:sz w:val="22"/>
-          <w:szCs w:val="22"/>
-        </w:rPr>
-        <w:t xml:space="preserve">Words marked «like this» are defaults a small hospital can keep. A blank marked «________» has no sensible default. Fill it in before this document is signed.</w:t>
-      </w:r>
-    </w:p>
-    <w:p>
-      <w:pPr>
         <w:pStyle w:val="Heading1"/>
         <w:spacing w:after="120" w:before="280"/>
       </w:pPr>
@@ -711,69 +699,6 @@
           <w:szCs w:val="22"/>
         </w:rPr>
         <w:t xml:space="preserve">It covers MOM.1.a–f: formulary development; committee governance of pharmacy services; acquisition of formulary and non-formulary medications; medication access when the pharmacy is closed; implantable prostheses and medical devices; and clinician adherence to the formulary.</w:t>
-      </w:r>
-    </w:p>
-    <w:p>
-      <w:pPr>
-        <w:spacing w:after="140"/>
-      </w:pPr>
-      <w:r>
-        <w:rPr>
-          <w:sz w:val="22"/>
-          <w:szCs w:val="22"/>
-        </w:rPr>
-        <w:t xml:space="preserve">Boundaries with other policies of «Hospital Name»:</w:t>
-      </w:r>
-    </w:p>
-    <w:p>
-      <w:pPr>
-        <w:pStyle w:val="ListParagraph"/>
-        <w:numPr>
-          <w:ilvl w:val="0"/>
-          <w:numId w:val="1"/>
-        </w:numPr>
-        <w:spacing w:after="60"/>
-      </w:pPr>
-      <w:r>
-        <w:rPr>
-          <w:sz w:val="22"/>
-          <w:szCs w:val="22"/>
-        </w:rPr>
-        <w:t xml:space="preserve">MOM.1.e lists implantable prostheses and medical devices in the committee's scope. MOM.9 owns the detailed guidance on procurement, counselling and traceability of implants.</w:t>
-      </w:r>
-    </w:p>
-    <w:p>
-      <w:pPr>
-        <w:pStyle w:val="ListParagraph"/>
-        <w:numPr>
-          <w:ilvl w:val="0"/>
-          <w:numId w:val="1"/>
-        </w:numPr>
-        <w:spacing w:after="60"/>
-      </w:pPr>
-      <w:r>
-        <w:rPr>
-          <w:sz w:val="22"/>
-          <w:szCs w:val="22"/>
-        </w:rPr>
-        <w:t xml:space="preserve">Medication storage is MOM.2. Prescribing is MOM.3. Dispensing is MOM.5. Administration is MOM.6.</w:t>
-      </w:r>
-    </w:p>
-    <w:p>
-      <w:pPr>
-        <w:pStyle w:val="ListParagraph"/>
-        <w:numPr>
-          <w:ilvl w:val="0"/>
-          <w:numId w:val="1"/>
-        </w:numPr>
-        <w:spacing w:after="60"/>
-      </w:pPr>
-      <w:r>
-        <w:rPr>
-          <w:sz w:val="22"/>
-          <w:szCs w:val="22"/>
-        </w:rPr>
-        <w:t xml:space="preserve">Safe use of narcotics, chemotherapeutic and radioactive agents is MOM.8.</w:t>
       </w:r>
     </w:p>
     <w:p>

--- a/policies/build/masters/MOM.1_v2_master.docx
+++ b/policies/build/masters/MOM.1_v2_master.docx
@@ -2335,6 +2335,364 @@
         <w:t xml:space="preserve">The Nursing Superintendent holds signed acknowledgements with the induction record.</w:t>
       </w:r>
     </w:p>
+    <w:p>
+      <w:pPr>
+        <w:pStyle w:val="Heading1"/>
+        <w:spacing w:after="120" w:before="280"/>
+      </w:pPr>
+      <w:r>
+        <w:t>9. Distribution</w:t>
+      </w:r>
+    </w:p>
+    <w:p>
+      <w:pPr>
+        <w:spacing w:after="140"/>
+      </w:pPr>
+      <w:r>
+        <w:rPr>
+          <w:sz w:val="22"/>
+          <w:szCs w:val="22"/>
+        </w:rPr>
+        <w:t xml:space="preserve">Official master copy: office of the Medical Superintendent, «Hospital Name», with the Pharmacy In-Charge and the Quality Coordinator.</w:t>
+      </w:r>
+    </w:p>
+    <w:p>
+      <w:pPr>
+        <w:spacing w:after="140"/>
+      </w:pPr>
+      <w:r>
+        <w:rPr>
+          <w:sz w:val="22"/>
+          <w:szCs w:val="22"/>
+        </w:rPr>
+        <w:t xml:space="preserve">Copies issued to: pharmacy; every in-patient ward (after-hours procedure extract); out-patient dispensary; committee members.</w:t>
+      </w:r>
+    </w:p>
+    <w:p>
+      <w:pPr>
+        <w:spacing w:after="140"/>
+      </w:pPr>
+      <w:r>
+        <w:rPr>
+          <w:sz w:val="22"/>
+          <w:szCs w:val="22"/>
+        </w:rPr>
+        <w:t xml:space="preserve">The current version is available to all staff at the «pharmacy counter policy file» and, if the hospital keeps an intranet, at «staff intranet / policies».</w:t>
+      </w:r>
+    </w:p>
+    <w:p>
+      <w:pPr>
+        <w:spacing w:after="140"/>
+      </w:pPr>
+      <w:r>
+        <w:rPr>
+          <w:sz w:val="22"/>
+          <w:szCs w:val="22"/>
+        </w:rPr>
+        <w:t xml:space="preserve">When a new version is issued, take old copies out of use.</w:t>
+      </w:r>
+    </w:p>
+    <w:p>
+      <w:pPr>
+        <w:pStyle w:val="Heading1"/>
+        <w:spacing w:after="120" w:before="280"/>
+      </w:pPr>
+      <w:r>
+        <w:t>10. Abbreviations</w:t>
+      </w:r>
+    </w:p>
+    <w:tbl>
+      <w:tblPr>
+        <w:tblW w:type="pct" w:w="100%"/>
+        <w:tblBorders>
+          <w:top w:val="single" w:color="auto" w:sz="4"/>
+          <w:left w:val="single" w:color="auto" w:sz="4"/>
+          <w:bottom w:val="single" w:color="auto" w:sz="4"/>
+          <w:right w:val="single" w:color="auto" w:sz="4"/>
+          <w:insideH w:val="single" w:color="auto" w:sz="4"/>
+          <w:insideV w:val="single" w:color="auto" w:sz="4"/>
+        </w:tblBorders>
+      </w:tblPr>
+      <w:tblGrid>
+        <w:gridCol w:w="100"/>
+        <w:gridCol w:w="100"/>
+      </w:tblGrid>
+      <w:tr>
+        <w:tc>
+          <w:tcPr>
+            <w:tcW w:type="pct" w:w="22%"/>
+            <w:tcBorders>
+              <w:top w:val="single" w:color="999999" w:sz="4"/>
+              <w:left w:val="single" w:color="999999" w:sz="4"/>
+              <w:bottom w:val="single" w:color="999999" w:sz="4"/>
+              <w:right w:val="single" w:color="999999" w:sz="4"/>
+            </w:tcBorders>
+            <w:shd w:fill="E8E8E8" w:val="clear"/>
+          </w:tcPr>
+          <w:p>
+            <w:r>
+              <w:rPr>
+                <w:b/>
+              </w:rPr>
+              <w:t>Abbreviation</w:t>
+            </w:r>
+          </w:p>
+        </w:tc>
+        <w:tc>
+          <w:tcPr>
+            <w:tcW w:type="pct" w:w="22%"/>
+            <w:tcBorders>
+              <w:top w:val="single" w:color="999999" w:sz="4"/>
+              <w:left w:val="single" w:color="999999" w:sz="4"/>
+              <w:bottom w:val="single" w:color="999999" w:sz="4"/>
+              <w:right w:val="single" w:color="999999" w:sz="4"/>
+            </w:tcBorders>
+            <w:shd w:fill="E8E8E8" w:val="clear"/>
+          </w:tcPr>
+          <w:p>
+            <w:r>
+              <w:rPr>
+                <w:b/>
+              </w:rPr>
+              <w:t>Meaning</w:t>
+            </w:r>
+          </w:p>
+        </w:tc>
+      </w:tr>
+      <w:tr>
+        <w:tc>
+          <w:tcPr>
+            <w:tcW w:type="pct" w:w="22%"/>
+            <w:tcBorders>
+              <w:top w:val="single" w:color="999999" w:sz="4"/>
+              <w:left w:val="single" w:color="999999" w:sz="4"/>
+              <w:bottom w:val="single" w:color="999999" w:sz="4"/>
+              <w:right w:val="single" w:color="999999" w:sz="4"/>
+            </w:tcBorders>
+            <w:shd w:fill="E8E8E8" w:val="clear"/>
+          </w:tcPr>
+          <w:p>
+            <w:r>
+              <w:rPr>
+                <w:b w:val="0"/>
+              </w:rPr>
+              <w:t>CAPA</w:t>
+            </w:r>
+          </w:p>
+        </w:tc>
+        <w:tc>
+          <w:tcPr>
+            <w:tcW w:type="pct" w:w="22%"/>
+            <w:tcBorders>
+              <w:top w:val="single" w:color="999999" w:sz="4"/>
+              <w:left w:val="single" w:color="999999" w:sz="4"/>
+              <w:bottom w:val="single" w:color="999999" w:sz="4"/>
+              <w:right w:val="single" w:color="999999" w:sz="4"/>
+            </w:tcBorders>
+            <w:shd w:fill="E8E8E8" w:val="clear"/>
+          </w:tcPr>
+          <w:p>
+            <w:r>
+              <w:rPr>
+                <w:b w:val="0"/>
+              </w:rPr>
+              <w:t>corrective and preventive action</w:t>
+            </w:r>
+          </w:p>
+        </w:tc>
+      </w:tr>
+      <w:tr>
+        <w:tc>
+          <w:tcPr>
+            <w:tcW w:type="pct" w:w="22%"/>
+            <w:tcBorders>
+              <w:top w:val="single" w:color="999999" w:sz="4"/>
+              <w:left w:val="single" w:color="999999" w:sz="4"/>
+              <w:bottom w:val="single" w:color="999999" w:sz="4"/>
+              <w:right w:val="single" w:color="999999" w:sz="4"/>
+            </w:tcBorders>
+            <w:shd w:fill="E8E8E8" w:val="clear"/>
+          </w:tcPr>
+          <w:p>
+            <w:r>
+              <w:rPr>
+                <w:b w:val="0"/>
+              </w:rPr>
+              <w:t>MOM</w:t>
+            </w:r>
+          </w:p>
+        </w:tc>
+        <w:tc>
+          <w:tcPr>
+            <w:tcW w:type="pct" w:w="22%"/>
+            <w:tcBorders>
+              <w:top w:val="single" w:color="999999" w:sz="4"/>
+              <w:left w:val="single" w:color="999999" w:sz="4"/>
+              <w:bottom w:val="single" w:color="999999" w:sz="4"/>
+              <w:right w:val="single" w:color="999999" w:sz="4"/>
+            </w:tcBorders>
+            <w:shd w:fill="E8E8E8" w:val="clear"/>
+          </w:tcPr>
+          <w:p>
+            <w:r>
+              <w:rPr>
+                <w:b w:val="0"/>
+              </w:rPr>
+              <w:t>Management of Medication (NABH SHCO chapter 7)</w:t>
+            </w:r>
+          </w:p>
+        </w:tc>
+      </w:tr>
+      <w:tr>
+        <w:tc>
+          <w:tcPr>
+            <w:tcW w:type="pct" w:w="22%"/>
+            <w:tcBorders>
+              <w:top w:val="single" w:color="999999" w:sz="4"/>
+              <w:left w:val="single" w:color="999999" w:sz="4"/>
+              <w:bottom w:val="single" w:color="999999" w:sz="4"/>
+              <w:right w:val="single" w:color="999999" w:sz="4"/>
+            </w:tcBorders>
+            <w:shd w:fill="E8E8E8" w:val="clear"/>
+          </w:tcPr>
+          <w:p>
+            <w:r>
+              <w:rPr>
+                <w:b w:val="0"/>
+              </w:rPr>
+              <w:t>NABH</w:t>
+            </w:r>
+          </w:p>
+        </w:tc>
+        <w:tc>
+          <w:tcPr>
+            <w:tcW w:type="pct" w:w="22%"/>
+            <w:tcBorders>
+              <w:top w:val="single" w:color="999999" w:sz="4"/>
+              <w:left w:val="single" w:color="999999" w:sz="4"/>
+              <w:bottom w:val="single" w:color="999999" w:sz="4"/>
+              <w:right w:val="single" w:color="999999" w:sz="4"/>
+            </w:tcBorders>
+            <w:shd w:fill="E8E8E8" w:val="clear"/>
+          </w:tcPr>
+          <w:p>
+            <w:r>
+              <w:rPr>
+                <w:b w:val="0"/>
+              </w:rPr>
+              <w:t>National Accreditation Board for Hospitals and Healthcare Providers</w:t>
+            </w:r>
+          </w:p>
+        </w:tc>
+      </w:tr>
+      <w:tr>
+        <w:tc>
+          <w:tcPr>
+            <w:tcW w:type="pct" w:w="22%"/>
+            <w:tcBorders>
+              <w:top w:val="single" w:color="999999" w:sz="4"/>
+              <w:left w:val="single" w:color="999999" w:sz="4"/>
+              <w:bottom w:val="single" w:color="999999" w:sz="4"/>
+              <w:right w:val="single" w:color="999999" w:sz="4"/>
+            </w:tcBorders>
+            <w:shd w:fill="E8E8E8" w:val="clear"/>
+          </w:tcPr>
+          <w:p>
+            <w:r>
+              <w:rPr>
+                <w:b w:val="0"/>
+              </w:rPr>
+              <w:t>OE</w:t>
+            </w:r>
+          </w:p>
+        </w:tc>
+        <w:tc>
+          <w:tcPr>
+            <w:tcW w:type="pct" w:w="22%"/>
+            <w:tcBorders>
+              <w:top w:val="single" w:color="999999" w:sz="4"/>
+              <w:left w:val="single" w:color="999999" w:sz="4"/>
+              <w:bottom w:val="single" w:color="999999" w:sz="4"/>
+              <w:right w:val="single" w:color="999999" w:sz="4"/>
+            </w:tcBorders>
+            <w:shd w:fill="E8E8E8" w:val="clear"/>
+          </w:tcPr>
+          <w:p>
+            <w:r>
+              <w:rPr>
+                <w:b w:val="0"/>
+              </w:rPr>
+              <w:t>objective element</w:t>
+            </w:r>
+          </w:p>
+        </w:tc>
+      </w:tr>
+      <w:tr>
+        <w:tc>
+          <w:tcPr>
+            <w:tcW w:type="pct" w:w="22%"/>
+            <w:tcBorders>
+              <w:top w:val="single" w:color="999999" w:sz="4"/>
+              <w:left w:val="single" w:color="999999" w:sz="4"/>
+              <w:bottom w:val="single" w:color="999999" w:sz="4"/>
+              <w:right w:val="single" w:color="999999" w:sz="4"/>
+            </w:tcBorders>
+            <w:shd w:fill="E8E8E8" w:val="clear"/>
+          </w:tcPr>
+          <w:p>
+            <w:r>
+              <w:rPr>
+                <w:b w:val="0"/>
+              </w:rPr>
+              <w:t>SHCO</w:t>
+            </w:r>
+          </w:p>
+        </w:tc>
+        <w:tc>
+          <w:tcPr>
+            <w:tcW w:type="pct" w:w="22%"/>
+            <w:tcBorders>
+              <w:top w:val="single" w:color="999999" w:sz="4"/>
+              <w:left w:val="single" w:color="999999" w:sz="4"/>
+              <w:bottom w:val="single" w:color="999999" w:sz="4"/>
+              <w:right w:val="single" w:color="999999" w:sz="4"/>
+            </w:tcBorders>
+            <w:shd w:fill="E8E8E8" w:val="clear"/>
+          </w:tcPr>
+          <w:p>
+            <w:r>
+              <w:rPr>
+                <w:b w:val="0"/>
+              </w:rPr>
+              <w:t>Standards for Small Healthcare Organisations</w:t>
+            </w:r>
+          </w:p>
+        </w:tc>
+      </w:tr>
+    </w:tbl>
+    <w:p>
+      <w:pPr>
+        <w:pStyle w:val="Heading1"/>
+        <w:spacing w:after="120" w:before="280"/>
+      </w:pPr>
+      <w:r>
+        <w:t>11. Traceability to NABH SHCO 3rd Edition MOM.1</w:t>
+      </w:r>
+    </w:p>
+    <w:p>
+      <w:pPr>
+        <w:spacing w:after="120"/>
+      </w:pPr>
+      <w:r>
+        <w:rPr>
+          <w:i/>
+          <w:iCs/>
+          <w:sz w:val="20"/>
+          <w:szCs w:val="20"/>
+        </w:rPr>
+        <w:t xml:space="preserve">This table is an index. It is not how the policy is organised.</w:t>
+      </w:r>
+    </w:p>
     <w:tbl>
       <w:tblPr>
         <w:tblW w:type="pct" w:w="100%"/>
@@ -3105,364 +3463,6 @@
         </w:tc>
       </w:tr>
     </w:tbl>
-    <w:p>
-      <w:pPr>
-        <w:pStyle w:val="Heading1"/>
-        <w:spacing w:after="120" w:before="280"/>
-      </w:pPr>
-      <w:r>
-        <w:t>9. Distribution</w:t>
-      </w:r>
-    </w:p>
-    <w:p>
-      <w:pPr>
-        <w:spacing w:after="140"/>
-      </w:pPr>
-      <w:r>
-        <w:rPr>
-          <w:sz w:val="22"/>
-          <w:szCs w:val="22"/>
-        </w:rPr>
-        <w:t xml:space="preserve">Official master copy: office of the Medical Superintendent, «Hospital Name», with the Pharmacy In-Charge and the Quality Coordinator.</w:t>
-      </w:r>
-    </w:p>
-    <w:p>
-      <w:pPr>
-        <w:spacing w:after="140"/>
-      </w:pPr>
-      <w:r>
-        <w:rPr>
-          <w:sz w:val="22"/>
-          <w:szCs w:val="22"/>
-        </w:rPr>
-        <w:t xml:space="preserve">Copies issued to: pharmacy; every in-patient ward (after-hours procedure extract); out-patient dispensary; committee members.</w:t>
-      </w:r>
-    </w:p>
-    <w:p>
-      <w:pPr>
-        <w:spacing w:after="140"/>
-      </w:pPr>
-      <w:r>
-        <w:rPr>
-          <w:sz w:val="22"/>
-          <w:szCs w:val="22"/>
-        </w:rPr>
-        <w:t xml:space="preserve">The current version is available to all staff at the «pharmacy counter policy file» and, if the hospital keeps an intranet, at «staff intranet / policies».</w:t>
-      </w:r>
-    </w:p>
-    <w:p>
-      <w:pPr>
-        <w:spacing w:after="140"/>
-      </w:pPr>
-      <w:r>
-        <w:rPr>
-          <w:sz w:val="22"/>
-          <w:szCs w:val="22"/>
-        </w:rPr>
-        <w:t xml:space="preserve">When a new version is issued, take old copies out of use.</w:t>
-      </w:r>
-    </w:p>
-    <w:p>
-      <w:pPr>
-        <w:pStyle w:val="Heading1"/>
-        <w:spacing w:after="120" w:before="280"/>
-      </w:pPr>
-      <w:r>
-        <w:t>10. Abbreviations</w:t>
-      </w:r>
-    </w:p>
-    <w:tbl>
-      <w:tblPr>
-        <w:tblW w:type="pct" w:w="100%"/>
-        <w:tblBorders>
-          <w:top w:val="single" w:color="auto" w:sz="4"/>
-          <w:left w:val="single" w:color="auto" w:sz="4"/>
-          <w:bottom w:val="single" w:color="auto" w:sz="4"/>
-          <w:right w:val="single" w:color="auto" w:sz="4"/>
-          <w:insideH w:val="single" w:color="auto" w:sz="4"/>
-          <w:insideV w:val="single" w:color="auto" w:sz="4"/>
-        </w:tblBorders>
-      </w:tblPr>
-      <w:tblGrid>
-        <w:gridCol w:w="100"/>
-        <w:gridCol w:w="100"/>
-      </w:tblGrid>
-      <w:tr>
-        <w:tc>
-          <w:tcPr>
-            <w:tcW w:type="pct" w:w="22%"/>
-            <w:tcBorders>
-              <w:top w:val="single" w:color="999999" w:sz="4"/>
-              <w:left w:val="single" w:color="999999" w:sz="4"/>
-              <w:bottom w:val="single" w:color="999999" w:sz="4"/>
-              <w:right w:val="single" w:color="999999" w:sz="4"/>
-            </w:tcBorders>
-            <w:shd w:fill="E8E8E8" w:val="clear"/>
-          </w:tcPr>
-          <w:p>
-            <w:r>
-              <w:rPr>
-                <w:b/>
-              </w:rPr>
-              <w:t>Abbreviation</w:t>
-            </w:r>
-          </w:p>
-        </w:tc>
-        <w:tc>
-          <w:tcPr>
-            <w:tcW w:type="pct" w:w="22%"/>
-            <w:tcBorders>
-              <w:top w:val="single" w:color="999999" w:sz="4"/>
-              <w:left w:val="single" w:color="999999" w:sz="4"/>
-              <w:bottom w:val="single" w:color="999999" w:sz="4"/>
-              <w:right w:val="single" w:color="999999" w:sz="4"/>
-            </w:tcBorders>
-            <w:shd w:fill="E8E8E8" w:val="clear"/>
-          </w:tcPr>
-          <w:p>
-            <w:r>
-              <w:rPr>
-                <w:b/>
-              </w:rPr>
-              <w:t>Meaning</w:t>
-            </w:r>
-          </w:p>
-        </w:tc>
-      </w:tr>
-      <w:tr>
-        <w:tc>
-          <w:tcPr>
-            <w:tcW w:type="pct" w:w="22%"/>
-            <w:tcBorders>
-              <w:top w:val="single" w:color="999999" w:sz="4"/>
-              <w:left w:val="single" w:color="999999" w:sz="4"/>
-              <w:bottom w:val="single" w:color="999999" w:sz="4"/>
-              <w:right w:val="single" w:color="999999" w:sz="4"/>
-            </w:tcBorders>
-            <w:shd w:fill="E8E8E8" w:val="clear"/>
-          </w:tcPr>
-          <w:p>
-            <w:r>
-              <w:rPr>
-                <w:b w:val="0"/>
-              </w:rPr>
-              <w:t>CAPA</w:t>
-            </w:r>
-          </w:p>
-        </w:tc>
-        <w:tc>
-          <w:tcPr>
-            <w:tcW w:type="pct" w:w="22%"/>
-            <w:tcBorders>
-              <w:top w:val="single" w:color="999999" w:sz="4"/>
-              <w:left w:val="single" w:color="999999" w:sz="4"/>
-              <w:bottom w:val="single" w:color="999999" w:sz="4"/>
-              <w:right w:val="single" w:color="999999" w:sz="4"/>
-            </w:tcBorders>
-            <w:shd w:fill="E8E8E8" w:val="clear"/>
-          </w:tcPr>
-          <w:p>
-            <w:r>
-              <w:rPr>
-                <w:b w:val="0"/>
-              </w:rPr>
-              <w:t>corrective and preventive action</w:t>
-            </w:r>
-          </w:p>
-        </w:tc>
-      </w:tr>
-      <w:tr>
-        <w:tc>
-          <w:tcPr>
-            <w:tcW w:type="pct" w:w="22%"/>
-            <w:tcBorders>
-              <w:top w:val="single" w:color="999999" w:sz="4"/>
-              <w:left w:val="single" w:color="999999" w:sz="4"/>
-              <w:bottom w:val="single" w:color="999999" w:sz="4"/>
-              <w:right w:val="single" w:color="999999" w:sz="4"/>
-            </w:tcBorders>
-            <w:shd w:fill="E8E8E8" w:val="clear"/>
-          </w:tcPr>
-          <w:p>
-            <w:r>
-              <w:rPr>
-                <w:b w:val="0"/>
-              </w:rPr>
-              <w:t>MOM</w:t>
-            </w:r>
-          </w:p>
-        </w:tc>
-        <w:tc>
-          <w:tcPr>
-            <w:tcW w:type="pct" w:w="22%"/>
-            <w:tcBorders>
-              <w:top w:val="single" w:color="999999" w:sz="4"/>
-              <w:left w:val="single" w:color="999999" w:sz="4"/>
-              <w:bottom w:val="single" w:color="999999" w:sz="4"/>
-              <w:right w:val="single" w:color="999999" w:sz="4"/>
-            </w:tcBorders>
-            <w:shd w:fill="E8E8E8" w:val="clear"/>
-          </w:tcPr>
-          <w:p>
-            <w:r>
-              <w:rPr>
-                <w:b w:val="0"/>
-              </w:rPr>
-              <w:t>Management of Medication (NABH SHCO chapter 7)</w:t>
-            </w:r>
-          </w:p>
-        </w:tc>
-      </w:tr>
-      <w:tr>
-        <w:tc>
-          <w:tcPr>
-            <w:tcW w:type="pct" w:w="22%"/>
-            <w:tcBorders>
-              <w:top w:val="single" w:color="999999" w:sz="4"/>
-              <w:left w:val="single" w:color="999999" w:sz="4"/>
-              <w:bottom w:val="single" w:color="999999" w:sz="4"/>
-              <w:right w:val="single" w:color="999999" w:sz="4"/>
-            </w:tcBorders>
-            <w:shd w:fill="E8E8E8" w:val="clear"/>
-          </w:tcPr>
-          <w:p>
-            <w:r>
-              <w:rPr>
-                <w:b w:val="0"/>
-              </w:rPr>
-              <w:t>NABH</w:t>
-            </w:r>
-          </w:p>
-        </w:tc>
-        <w:tc>
-          <w:tcPr>
-            <w:tcW w:type="pct" w:w="22%"/>
-            <w:tcBorders>
-              <w:top w:val="single" w:color="999999" w:sz="4"/>
-              <w:left w:val="single" w:color="999999" w:sz="4"/>
-              <w:bottom w:val="single" w:color="999999" w:sz="4"/>
-              <w:right w:val="single" w:color="999999" w:sz="4"/>
-            </w:tcBorders>
-            <w:shd w:fill="E8E8E8" w:val="clear"/>
-          </w:tcPr>
-          <w:p>
-            <w:r>
-              <w:rPr>
-                <w:b w:val="0"/>
-              </w:rPr>
-              <w:t>National Accreditation Board for Hospitals and Healthcare Providers</w:t>
-            </w:r>
-          </w:p>
-        </w:tc>
-      </w:tr>
-      <w:tr>
-        <w:tc>
-          <w:tcPr>
-            <w:tcW w:type="pct" w:w="22%"/>
-            <w:tcBorders>
-              <w:top w:val="single" w:color="999999" w:sz="4"/>
-              <w:left w:val="single" w:color="999999" w:sz="4"/>
-              <w:bottom w:val="single" w:color="999999" w:sz="4"/>
-              <w:right w:val="single" w:color="999999" w:sz="4"/>
-            </w:tcBorders>
-            <w:shd w:fill="E8E8E8" w:val="clear"/>
-          </w:tcPr>
-          <w:p>
-            <w:r>
-              <w:rPr>
-                <w:b w:val="0"/>
-              </w:rPr>
-              <w:t>OE</w:t>
-            </w:r>
-          </w:p>
-        </w:tc>
-        <w:tc>
-          <w:tcPr>
-            <w:tcW w:type="pct" w:w="22%"/>
-            <w:tcBorders>
-              <w:top w:val="single" w:color="999999" w:sz="4"/>
-              <w:left w:val="single" w:color="999999" w:sz="4"/>
-              <w:bottom w:val="single" w:color="999999" w:sz="4"/>
-              <w:right w:val="single" w:color="999999" w:sz="4"/>
-            </w:tcBorders>
-            <w:shd w:fill="E8E8E8" w:val="clear"/>
-          </w:tcPr>
-          <w:p>
-            <w:r>
-              <w:rPr>
-                <w:b w:val="0"/>
-              </w:rPr>
-              <w:t>objective element</w:t>
-            </w:r>
-          </w:p>
-        </w:tc>
-      </w:tr>
-      <w:tr>
-        <w:tc>
-          <w:tcPr>
-            <w:tcW w:type="pct" w:w="22%"/>
-            <w:tcBorders>
-              <w:top w:val="single" w:color="999999" w:sz="4"/>
-              <w:left w:val="single" w:color="999999" w:sz="4"/>
-              <w:bottom w:val="single" w:color="999999" w:sz="4"/>
-              <w:right w:val="single" w:color="999999" w:sz="4"/>
-            </w:tcBorders>
-            <w:shd w:fill="E8E8E8" w:val="clear"/>
-          </w:tcPr>
-          <w:p>
-            <w:r>
-              <w:rPr>
-                <w:b w:val="0"/>
-              </w:rPr>
-              <w:t>SHCO</w:t>
-            </w:r>
-          </w:p>
-        </w:tc>
-        <w:tc>
-          <w:tcPr>
-            <w:tcW w:type="pct" w:w="22%"/>
-            <w:tcBorders>
-              <w:top w:val="single" w:color="999999" w:sz="4"/>
-              <w:left w:val="single" w:color="999999" w:sz="4"/>
-              <w:bottom w:val="single" w:color="999999" w:sz="4"/>
-              <w:right w:val="single" w:color="999999" w:sz="4"/>
-            </w:tcBorders>
-            <w:shd w:fill="E8E8E8" w:val="clear"/>
-          </w:tcPr>
-          <w:p>
-            <w:r>
-              <w:rPr>
-                <w:b w:val="0"/>
-              </w:rPr>
-              <w:t>Standards for Small Healthcare Organisations</w:t>
-            </w:r>
-          </w:p>
-        </w:tc>
-      </w:tr>
-    </w:tbl>
-    <w:p>
-      <w:pPr>
-        <w:pStyle w:val="Heading1"/>
-        <w:spacing w:after="120" w:before="280"/>
-      </w:pPr>
-      <w:r>
-        <w:t>11. Traceability to NABH SHCO 3rd Edition MOM.1</w:t>
-      </w:r>
-    </w:p>
-    <w:p>
-      <w:pPr>
-        <w:spacing w:after="120"/>
-      </w:pPr>
-      <w:r>
-        <w:rPr>
-          <w:i/>
-          <w:iCs/>
-          <w:sz w:val="20"/>
-          <w:szCs w:val="20"/>
-        </w:rPr>
-        <w:t xml:space="preserve">This table is an index. It is not how the policy is organised.</w:t>
-      </w:r>
-    </w:p>
     <w:p>
       <w:pPr>
         <w:pStyle w:val="Heading1"/>

--- a/policies/build/masters/MOM.1_v2_master.docx
+++ b/policies/build/masters/MOM.1_v2_master.docx
@@ -698,7 +698,7 @@
           <w:sz w:val="22"/>
           <w:szCs w:val="22"/>
         </w:rPr>
-        <w:t xml:space="preserve">It covers MOM.1.a–f: formulary development; committee governance of pharmacy services; acquisition of formulary and non-formulary medications; medication access when the pharmacy is closed; implantable prostheses and medical devices; and clinician adherence to the formulary.</w:t>
+        <w:t>It covers six elements: formulary development; committee governance of pharmacy services; acquisition of formulary and non-formulary medications; medication access when the pharmacy is closed; implantable prostheses and medical devices; and clinician adherence to the formulary.</w:t>
       </w:r>
     </w:p>
     <w:p>
@@ -836,7 +836,7 @@
           <w:sz w:val="22"/>
           <w:szCs w:val="22"/>
         </w:rPr>
-        <w:t xml:space="preserve">5. Implantable prostheses and medical devices are included in the committee's scope per MOM.1.e; detailed guidance is MOM.9.</w:t>
+        <w:t>5. Implantable prostheses and medical devices are included in the committee's scope per the relevant policy; detailed guidance is in the implants-and-devices policy.</w:t>
       </w:r>
     </w:p>
     <w:p>
@@ -959,7 +959,7 @@
           <w:sz w:val="22"/>
           <w:szCs w:val="22"/>
         </w:rPr>
-        <w:t xml:space="preserve">The committee reviews medication-usage data, adverse drug reactions, medication errors and near-miss trends reported under MOM.7, and recommends changes to formulary, storage, prescribing or dispensing practices.</w:t>
+        <w:t>The committee reviews medication-usage data, adverse drug reactions, medication errors and near-miss trends reported under the relevant policy, and recommends changes to formulary, storage, prescribing or dispensing practices.</w:t>
       </w:r>
     </w:p>
     <w:p>
@@ -1037,19 +1037,19 @@
           <w:sz w:val="22"/>
           <w:szCs w:val="22"/>
         </w:rPr>
-        <w:t xml:space="preserve">«Hospital Name» maintains «a night cupboard / emergency medication stock on each in-patient floor» accessible to the duty nurse. The stock list is defined by the committee and matches MOM.2.e (emergency medications).</w:t>
-      </w:r>
-    </w:p>
-    <w:p>
-      <w:pPr>
-        <w:spacing w:after="140"/>
-      </w:pPr>
-      <w:r>
-        <w:rPr>
-          <w:sz w:val="22"/>
-          <w:szCs w:val="22"/>
-        </w:rPr>
-        <w:t xml:space="preserve">The duty nurse documents every withdrawal against the patient's name and medication order. The Pharmacy In-Charge reconciles withdrawals the next working day. Missing or unreconciled items trigger an incident report under MOM.7.</w:t>
+        <w:t>«Hospital Name» maintains «a night cupboard / emergency medication stock on each in-patient floor» accessible to the duty nurse. The stock list is defined by the committee and matches the emergency-medications list in the medication-storage policy.</w:t>
+      </w:r>
+    </w:p>
+    <w:p>
+      <w:pPr>
+        <w:spacing w:after="140"/>
+      </w:pPr>
+      <w:r>
+        <w:rPr>
+          <w:sz w:val="22"/>
+          <w:szCs w:val="22"/>
+        </w:rPr>
+        <w:t>The duty nurse documents every withdrawal against the patient's name and medication order. The Pharmacy In-Charge reconciles withdrawals the next working day. Missing or unreconciled items trigger an incident report under the relevant policy.</w:t>
       </w:r>
     </w:p>
     <w:p>
@@ -1094,7 +1094,7 @@
           <w:sz w:val="22"/>
           <w:szCs w:val="22"/>
         </w:rPr>
-        <w:t xml:space="preserve">Detailed guidance on procurement, patient and family counselling, and traceability of implants is in MOM.9. This step ensures the committee has oversight; MOM.9 owns the operational detail.</w:t>
+        <w:t>Detailed guidance on procurement, patient and family counselling, and traceability of implants is in the implants-and-devices policy. This step ensures the committee has oversight; that policy covers the operational detail.</w:t>
       </w:r>
     </w:p>
     <w:p>
@@ -1487,7 +1487,7 @@
           <w:sz w:val="22"/>
           <w:szCs w:val="22"/>
         </w:rPr>
-        <w:t xml:space="preserve">Implant list maintained under committee oversight (MOM.9 detail).</w:t>
+        <w:t>Implant list maintained under committee oversight.</w:t>
       </w:r>
     </w:p>
     <w:p>
@@ -1528,7 +1528,7 @@
           <w:sz w:val="22"/>
           <w:szCs w:val="22"/>
         </w:rPr>
-        <w:t xml:space="preserve">This policy is reviewed «annually», and sooner when MOM.2–MOM.9 or the scope of clinical services changes.</w:t>
+        <w:t>This policy is reviewed «annually», and sooner when any other medication-management policy or the scope of clinical services changes.</w:t>
       </w:r>
     </w:p>
     <w:p>

--- a/policies/build/masters/MOM.1_v2_master.docx
+++ b/policies/build/masters/MOM.1_v2_master.docx
@@ -3920,8 +3920,23 @@
           <w:sz w:val="22"/>
           <w:szCs w:val="22"/>
         </w:rPr>
-        <w:t xml:space="preserve">National Accreditation Board for Hospitals and Healthcare Providers (NABH), Standards for Small Healthcare Organisations, 3rd Edition — Management of Medication chapter, standard MOM.1.</w:t>
-      </w:r>
+      </w:r>
+      <w:r>
+        <w:rPr>
+          <w:sz w:val="22"/>
+        </w:rPr>
+        <w:t xml:space="preserve">National Accreditation Board for Hospitals &amp; Healthcare Providers. (2022). Standards for small healthcare organisations (3rd ed.) — Management of Medication chapter, standard MOM.1. </w:t>
+      </w:r>
+      <w:hyperlink r:id="rId9">
+        <w:r>
+          <w:rPr>
+            <w:rStyle w:val="Hyperlink"/>
+            <w:sz w:val="22"/>
+            <w:szCs w:val="22"/>
+          </w:rPr>
+          <w:t>https://nabh.co/programmes/small-healthcare-organisation-shco-accreditation-programme/</w:t>
+        </w:r>
+      </w:hyperlink>
     </w:p>
     <w:p>
       <w:pPr>
